--- a/docs/게임설명서.docx
+++ b/docs/게임설명서.docx
@@ -491,7 +491,7 @@
       <w:tr>
         <w:tc>
           <w:tcPr>
-            <w:tcW w:type="dxa" w:w="1701"/>
+            <w:tcW w:type="dxa" w:w="1984"/>
             <w:shd w:fill="D9E2F3" w:color="auto" w:val="clear"/>
           </w:tcPr>
           <w:p>
@@ -529,7 +529,7 @@
         </w:tc>
         <w:tc>
           <w:tcPr>
-            <w:tcW w:type="dxa" w:w="2268"/>
+            <w:tcW w:type="dxa" w:w="1984"/>
             <w:shd w:fill="D9E2F3" w:color="auto" w:val="clear"/>
           </w:tcPr>
           <w:p>
@@ -548,7 +548,7 @@
         </w:tc>
         <w:tc>
           <w:tcPr>
-            <w:tcW w:type="dxa" w:w="3118"/>
+            <w:tcW w:type="dxa" w:w="2835"/>
             <w:shd w:fill="D9E2F3" w:color="auto" w:val="clear"/>
           </w:tcPr>
           <w:p>
@@ -569,7 +569,7 @@
       <w:tr>
         <w:tc>
           <w:tcPr>
-            <w:tcW w:type="dxa" w:w="1701"/>
+            <w:tcW w:type="dxa" w:w="1984"/>
           </w:tcPr>
           <w:p>
             <w:pPr>
@@ -605,7 +605,7 @@
         </w:tc>
         <w:tc>
           <w:tcPr>
-            <w:tcW w:type="dxa" w:w="2268"/>
+            <w:tcW w:type="dxa" w:w="1984"/>
           </w:tcPr>
           <w:p>
             <w:pPr>
@@ -623,7 +623,7 @@
         </w:tc>
         <w:tc>
           <w:tcPr>
-            <w:tcW w:type="dxa" w:w="3118"/>
+            <w:tcW w:type="dxa" w:w="2835"/>
           </w:tcPr>
           <w:p>
             <w:pPr>
@@ -643,7 +643,7 @@
       <w:tr>
         <w:tc>
           <w:tcPr>
-            <w:tcW w:type="dxa" w:w="1701"/>
+            <w:tcW w:type="dxa" w:w="1984"/>
           </w:tcPr>
           <w:p>
             <w:pPr>
@@ -679,7 +679,7 @@
         </w:tc>
         <w:tc>
           <w:tcPr>
-            <w:tcW w:type="dxa" w:w="2268"/>
+            <w:tcW w:type="dxa" w:w="1984"/>
           </w:tcPr>
           <w:p>
             <w:pPr>
@@ -697,7 +697,7 @@
         </w:tc>
         <w:tc>
           <w:tcPr>
-            <w:tcW w:type="dxa" w:w="3118"/>
+            <w:tcW w:type="dxa" w:w="2835"/>
           </w:tcPr>
           <w:p>
             <w:pPr>
@@ -717,7 +717,7 @@
       <w:tr>
         <w:tc>
           <w:tcPr>
-            <w:tcW w:type="dxa" w:w="1701"/>
+            <w:tcW w:type="dxa" w:w="1984"/>
           </w:tcPr>
           <w:p>
             <w:pPr>
@@ -753,7 +753,7 @@
         </w:tc>
         <w:tc>
           <w:tcPr>
-            <w:tcW w:type="dxa" w:w="2268"/>
+            <w:tcW w:type="dxa" w:w="1984"/>
           </w:tcPr>
           <w:p>
             <w:pPr>
@@ -771,7 +771,7 @@
         </w:tc>
         <w:tc>
           <w:tcPr>
-            <w:tcW w:type="dxa" w:w="3118"/>
+            <w:tcW w:type="dxa" w:w="2835"/>
           </w:tcPr>
           <w:p>
             <w:pPr>
@@ -783,7 +783,7 @@
                 <w:b w:val="0"/>
                 <w:sz w:val="20"/>
               </w:rPr>
-              <w:t>A키 4방향 근접 공격</w:t>
+              <w:t>A키 근접 공격 (바라보는 방향 앞 1칸)</w:t>
             </w:r>
           </w:p>
         </w:tc>
@@ -791,7 +791,81 @@
       <w:tr>
         <w:tc>
           <w:tcPr>
-            <w:tcW w:type="dxa" w:w="1701"/>
+            <w:tcW w:type="dxa" w:w="1984"/>
+          </w:tcPr>
+          <w:p>
+            <w:pPr>
+              <w:spacing w:before="20" w:after="20"/>
+            </w:pPr>
+            <w:r>
+              <w:rPr>
+                <w:rFonts w:ascii="맑은 고딕" w:hAnsi="맑은 고딕" w:eastAsia="맑은 고딕"/>
+                <w:b w:val="0"/>
+                <w:sz w:val="20"/>
+              </w:rPr>
+              <w:t>C2S_RANGED_ATTACK</w:t>
+            </w:r>
+          </w:p>
+        </w:tc>
+        <w:tc>
+          <w:tcPr>
+            <w:tcW w:type="dxa" w:w="1984"/>
+          </w:tcPr>
+          <w:p>
+            <w:pPr>
+              <w:spacing w:before="20" w:after="20"/>
+            </w:pPr>
+            <w:r>
+              <w:rPr>
+                <w:rFonts w:ascii="맑은 고딕" w:hAnsi="맑은 고딕" w:eastAsia="맑은 고딕"/>
+                <w:b w:val="0"/>
+                <w:sz w:val="20"/>
+              </w:rPr>
+              <w:t>C2S_RangedAttack</w:t>
+            </w:r>
+          </w:p>
+        </w:tc>
+        <w:tc>
+          <w:tcPr>
+            <w:tcW w:type="dxa" w:w="1984"/>
+          </w:tcPr>
+          <w:p>
+            <w:pPr>
+              <w:spacing w:before="20" w:after="20"/>
+            </w:pPr>
+            <w:r>
+              <w:rPr>
+                <w:rFonts w:ascii="맑은 고딕" w:hAnsi="맑은 고딕" w:eastAsia="맑은 고딕"/>
+                <w:b w:val="0"/>
+                <w:sz w:val="20"/>
+              </w:rPr>
+              <w:t>-</w:t>
+            </w:r>
+          </w:p>
+        </w:tc>
+        <w:tc>
+          <w:tcPr>
+            <w:tcW w:type="dxa" w:w="2835"/>
+          </w:tcPr>
+          <w:p>
+            <w:pPr>
+              <w:spacing w:before="20" w:after="20"/>
+            </w:pPr>
+            <w:r>
+              <w:rPr>
+                <w:rFonts w:ascii="맑은 고딕" w:hAnsi="맑은 고딕" w:eastAsia="맑은 고딕"/>
+                <w:b w:val="0"/>
+                <w:sz w:val="20"/>
+              </w:rPr>
+              <w:t>D키 직선 원거리 공격 (6타일)</w:t>
+            </w:r>
+          </w:p>
+        </w:tc>
+      </w:tr>
+      <w:tr>
+        <w:tc>
+          <w:tcPr>
+            <w:tcW w:type="dxa" w:w="1984"/>
           </w:tcPr>
           <w:p>
             <w:pPr>
@@ -827,7 +901,7 @@
         </w:tc>
         <w:tc>
           <w:tcPr>
-            <w:tcW w:type="dxa" w:w="2268"/>
+            <w:tcW w:type="dxa" w:w="1984"/>
           </w:tcPr>
           <w:p>
             <w:pPr>
@@ -845,7 +919,7 @@
         </w:tc>
         <w:tc>
           <w:tcPr>
-            <w:tcW w:type="dxa" w:w="3118"/>
+            <w:tcW w:type="dxa" w:w="2835"/>
           </w:tcPr>
           <w:p>
             <w:pPr>
@@ -865,7 +939,7 @@
       <w:tr>
         <w:tc>
           <w:tcPr>
-            <w:tcW w:type="dxa" w:w="1701"/>
+            <w:tcW w:type="dxa" w:w="1984"/>
           </w:tcPr>
           <w:p>
             <w:pPr>
@@ -901,7 +975,7 @@
         </w:tc>
         <w:tc>
           <w:tcPr>
-            <w:tcW w:type="dxa" w:w="2268"/>
+            <w:tcW w:type="dxa" w:w="1984"/>
           </w:tcPr>
           <w:p>
             <w:pPr>
@@ -919,7 +993,7 @@
         </w:tc>
         <w:tc>
           <w:tcPr>
-            <w:tcW w:type="dxa" w:w="3118"/>
+            <w:tcW w:type="dxa" w:w="2835"/>
           </w:tcPr>
           <w:p>
             <w:pPr>
@@ -939,7 +1013,7 @@
       <w:tr>
         <w:tc>
           <w:tcPr>
-            <w:tcW w:type="dxa" w:w="1701"/>
+            <w:tcW w:type="dxa" w:w="1984"/>
           </w:tcPr>
           <w:p>
             <w:pPr>
@@ -975,7 +1049,7 @@
         </w:tc>
         <w:tc>
           <w:tcPr>
-            <w:tcW w:type="dxa" w:w="2268"/>
+            <w:tcW w:type="dxa" w:w="1984"/>
           </w:tcPr>
           <w:p>
             <w:pPr>
@@ -993,7 +1067,7 @@
         </w:tc>
         <w:tc>
           <w:tcPr>
-            <w:tcW w:type="dxa" w:w="3118"/>
+            <w:tcW w:type="dxa" w:w="2835"/>
           </w:tcPr>
           <w:p>
             <w:pPr>
@@ -1041,7 +1115,7 @@
       <w:tr>
         <w:tc>
           <w:tcPr>
-            <w:tcW w:type="dxa" w:w="2268"/>
+            <w:tcW w:type="dxa" w:w="2154"/>
             <w:shd w:fill="D9E2F3" w:color="auto" w:val="clear"/>
           </w:tcPr>
           <w:p>
@@ -1060,7 +1134,7 @@
         </w:tc>
         <w:tc>
           <w:tcPr>
-            <w:tcW w:type="dxa" w:w="3402"/>
+            <w:tcW w:type="dxa" w:w="3515"/>
             <w:shd w:fill="D9E2F3" w:color="auto" w:val="clear"/>
           </w:tcPr>
           <w:p>
@@ -1100,7 +1174,7 @@
       <w:tr>
         <w:tc>
           <w:tcPr>
-            <w:tcW w:type="dxa" w:w="2268"/>
+            <w:tcW w:type="dxa" w:w="2154"/>
           </w:tcPr>
           <w:p>
             <w:pPr>
@@ -1118,7 +1192,7 @@
         </w:tc>
         <w:tc>
           <w:tcPr>
-            <w:tcW w:type="dxa" w:w="3402"/>
+            <w:tcW w:type="dxa" w:w="3515"/>
           </w:tcPr>
           <w:p>
             <w:pPr>
@@ -1156,7 +1230,7 @@
       <w:tr>
         <w:tc>
           <w:tcPr>
-            <w:tcW w:type="dxa" w:w="2268"/>
+            <w:tcW w:type="dxa" w:w="2154"/>
           </w:tcPr>
           <w:p>
             <w:pPr>
@@ -1174,7 +1248,7 @@
         </w:tc>
         <w:tc>
           <w:tcPr>
-            <w:tcW w:type="dxa" w:w="3402"/>
+            <w:tcW w:type="dxa" w:w="3515"/>
           </w:tcPr>
           <w:p>
             <w:pPr>
@@ -1212,7 +1286,7 @@
       <w:tr>
         <w:tc>
           <w:tcPr>
-            <w:tcW w:type="dxa" w:w="2268"/>
+            <w:tcW w:type="dxa" w:w="2154"/>
           </w:tcPr>
           <w:p>
             <w:pPr>
@@ -1230,7 +1304,7 @@
         </w:tc>
         <w:tc>
           <w:tcPr>
-            <w:tcW w:type="dxa" w:w="3402"/>
+            <w:tcW w:type="dxa" w:w="3515"/>
           </w:tcPr>
           <w:p>
             <w:pPr>
@@ -1268,7 +1342,7 @@
       <w:tr>
         <w:tc>
           <w:tcPr>
-            <w:tcW w:type="dxa" w:w="2268"/>
+            <w:tcW w:type="dxa" w:w="2154"/>
           </w:tcPr>
           <w:p>
             <w:pPr>
@@ -1286,7 +1360,7 @@
         </w:tc>
         <w:tc>
           <w:tcPr>
-            <w:tcW w:type="dxa" w:w="3402"/>
+            <w:tcW w:type="dxa" w:w="3515"/>
           </w:tcPr>
           <w:p>
             <w:pPr>
@@ -1324,7 +1398,7 @@
       <w:tr>
         <w:tc>
           <w:tcPr>
-            <w:tcW w:type="dxa" w:w="2268"/>
+            <w:tcW w:type="dxa" w:w="2154"/>
           </w:tcPr>
           <w:p>
             <w:pPr>
@@ -1342,7 +1416,7 @@
         </w:tc>
         <w:tc>
           <w:tcPr>
-            <w:tcW w:type="dxa" w:w="3402"/>
+            <w:tcW w:type="dxa" w:w="3515"/>
           </w:tcPr>
           <w:p>
             <w:pPr>
@@ -1380,7 +1454,7 @@
       <w:tr>
         <w:tc>
           <w:tcPr>
-            <w:tcW w:type="dxa" w:w="2268"/>
+            <w:tcW w:type="dxa" w:w="2154"/>
           </w:tcPr>
           <w:p>
             <w:pPr>
@@ -1398,7 +1472,7 @@
         </w:tc>
         <w:tc>
           <w:tcPr>
-            <w:tcW w:type="dxa" w:w="3402"/>
+            <w:tcW w:type="dxa" w:w="3515"/>
           </w:tcPr>
           <w:p>
             <w:pPr>
@@ -1436,7 +1510,7 @@
       <w:tr>
         <w:tc>
           <w:tcPr>
-            <w:tcW w:type="dxa" w:w="2268"/>
+            <w:tcW w:type="dxa" w:w="2154"/>
           </w:tcPr>
           <w:p>
             <w:pPr>
@@ -1454,7 +1528,7 @@
         </w:tc>
         <w:tc>
           <w:tcPr>
-            <w:tcW w:type="dxa" w:w="3402"/>
+            <w:tcW w:type="dxa" w:w="3515"/>
           </w:tcPr>
           <w:p>
             <w:pPr>
@@ -1492,7 +1566,63 @@
       <w:tr>
         <w:tc>
           <w:tcPr>
-            <w:tcW w:type="dxa" w:w="2268"/>
+            <w:tcW w:type="dxa" w:w="2154"/>
+          </w:tcPr>
+          <w:p>
+            <w:pPr>
+              <w:spacing w:before="20" w:after="20"/>
+            </w:pPr>
+            <w:r>
+              <w:rPr>
+                <w:rFonts w:ascii="맑은 고딕" w:hAnsi="맑은 고딕" w:eastAsia="맑은 고딕"/>
+                <w:b w:val="0"/>
+                <w:sz w:val="20"/>
+              </w:rPr>
+              <w:t>S2C_PROJECTILE</w:t>
+            </w:r>
+          </w:p>
+        </w:tc>
+        <w:tc>
+          <w:tcPr>
+            <w:tcW w:type="dxa" w:w="3515"/>
+          </w:tcPr>
+          <w:p>
+            <w:pPr>
+              <w:spacing w:before="20" w:after="20"/>
+            </w:pPr>
+            <w:r>
+              <w:rPr>
+                <w:rFonts w:ascii="맑은 고딕" w:hAnsi="맑은 고딕" w:eastAsia="맑은 고딕"/>
+                <w:b w:val="0"/>
+                <w:sz w:val="20"/>
+              </w:rPr>
+              <w:t>attacker_id, x, y, dir, range</w:t>
+            </w:r>
+          </w:p>
+        </w:tc>
+        <w:tc>
+          <w:tcPr>
+            <w:tcW w:type="dxa" w:w="3118"/>
+          </w:tcPr>
+          <w:p>
+            <w:pPr>
+              <w:spacing w:before="20" w:after="20"/>
+            </w:pPr>
+            <w:r>
+              <w:rPr>
+                <w:rFonts w:ascii="맑은 고딕" w:hAnsi="맑은 고딕" w:eastAsia="맑은 고딕"/>
+                <w:b w:val="0"/>
+                <w:sz w:val="20"/>
+              </w:rPr>
+              <w:t>원거리 투사체 브로드캐스트</w:t>
+            </w:r>
+          </w:p>
+        </w:tc>
+      </w:tr>
+      <w:tr>
+        <w:tc>
+          <w:tcPr>
+            <w:tcW w:type="dxa" w:w="2154"/>
           </w:tcPr>
           <w:p>
             <w:pPr>
@@ -1510,7 +1640,7 @@
         </w:tc>
         <w:tc>
           <w:tcPr>
-            <w:tcW w:type="dxa" w:w="3402"/>
+            <w:tcW w:type="dxa" w:w="3515"/>
           </w:tcPr>
           <w:p>
             <w:pPr>
@@ -1548,7 +1678,7 @@
       <w:tr>
         <w:tc>
           <w:tcPr>
-            <w:tcW w:type="dxa" w:w="2268"/>
+            <w:tcW w:type="dxa" w:w="2154"/>
           </w:tcPr>
           <w:p>
             <w:pPr>
@@ -1566,7 +1696,7 @@
         </w:tc>
         <w:tc>
           <w:tcPr>
-            <w:tcW w:type="dxa" w:w="3402"/>
+            <w:tcW w:type="dxa" w:w="3515"/>
           </w:tcPr>
           <w:p>
             <w:pPr>
@@ -1604,7 +1734,7 @@
       <w:tr>
         <w:tc>
           <w:tcPr>
-            <w:tcW w:type="dxa" w:w="2268"/>
+            <w:tcW w:type="dxa" w:w="2154"/>
           </w:tcPr>
           <w:p>
             <w:pPr>
@@ -1622,7 +1752,7 @@
         </w:tc>
         <w:tc>
           <w:tcPr>
-            <w:tcW w:type="dxa" w:w="3402"/>
+            <w:tcW w:type="dxa" w:w="3515"/>
           </w:tcPr>
           <w:p>
             <w:pPr>
@@ -1660,7 +1790,7 @@
       <w:tr>
         <w:tc>
           <w:tcPr>
-            <w:tcW w:type="dxa" w:w="2268"/>
+            <w:tcW w:type="dxa" w:w="2154"/>
           </w:tcPr>
           <w:p>
             <w:pPr>
@@ -1678,7 +1808,7 @@
         </w:tc>
         <w:tc>
           <w:tcPr>
-            <w:tcW w:type="dxa" w:w="3402"/>
+            <w:tcW w:type="dxa" w:w="3515"/>
           </w:tcPr>
           <w:p>
             <w:pPr>
@@ -1716,7 +1846,7 @@
       <w:tr>
         <w:tc>
           <w:tcPr>
-            <w:tcW w:type="dxa" w:w="2268"/>
+            <w:tcW w:type="dxa" w:w="2154"/>
           </w:tcPr>
           <w:p>
             <w:pPr>
@@ -1734,7 +1864,7 @@
         </w:tc>
         <w:tc>
           <w:tcPr>
-            <w:tcW w:type="dxa" w:w="3402"/>
+            <w:tcW w:type="dxa" w:w="3515"/>
           </w:tcPr>
           <w:p>
             <w:pPr>
@@ -3797,7 +3927,7 @@
           <w:color w:val="202020"/>
           <w:sz w:val="18"/>
         </w:rPr>
-        <w:t xml:space="preserve">  └─ 상/하/좌/우 1칸 NPC 피격  dmg = calc_atk_dmg(level) [ATK버프 시 ×2]</w:t>
+        <w:t xml:space="preserve">  └─ 바라보는 방향 앞 1칸 NPC 피격  dmg = calc_atk_dmg(level) [ATK버프 시 ×2]</w:t>
       </w:r>
       <w:r>
         <w:br/>
@@ -3810,6 +3940,53 @@
           <w:sz w:val="18"/>
         </w:rPr>
         <w:t xml:space="preserve">     NPC HP==0 → npc_die() : EXP지급 + 아이템드롭 + 리스폰 예약 + 레벨업 체크</w:t>
+      </w:r>
+      <w:r>
+        <w:br/>
+      </w:r>
+      <w:r>
+        <w:rPr>
+          <w:rFonts w:ascii="Courier New" w:hAnsi="Courier New" w:eastAsia="Courier New"/>
+          <w:b w:val="0"/>
+          <w:color w:val="202020"/>
+          <w:sz w:val="18"/>
+        </w:rPr>
+      </w:r>
+      <w:r>
+        <w:br/>
+      </w:r>
+      <w:r>
+        <w:rPr>
+          <w:rFonts w:ascii="Courier New" w:hAnsi="Courier New" w:eastAsia="Courier New"/>
+          <w:b w:val="0"/>
+          <w:color w:val="202020"/>
+          <w:sz w:val="18"/>
+        </w:rPr>
+        <w:t>D키 (C2S_RANGED_ATTACK): 쿨타임 2,000ms</w:t>
+      </w:r>
+      <w:r>
+        <w:br/>
+      </w:r>
+      <w:r>
+        <w:rPr>
+          <w:rFonts w:ascii="Courier New" w:hAnsi="Courier New" w:eastAsia="Courier New"/>
+          <w:b w:val="0"/>
+          <w:color w:val="202020"/>
+          <w:sz w:val="18"/>
+        </w:rPr>
+        <w:t xml:space="preserve">  └─ 바라보는 방향으로 최대 6타일 직선, 첫 번째 NPC 1마리 피격 후 소멸</w:t>
+      </w:r>
+      <w:r>
+        <w:br/>
+      </w:r>
+      <w:r>
+        <w:rPr>
+          <w:rFonts w:ascii="Courier New" w:hAnsi="Courier New" w:eastAsia="Courier New"/>
+          <w:b w:val="0"/>
+          <w:color w:val="202020"/>
+          <w:sz w:val="18"/>
+        </w:rPr>
+        <w:t xml:space="preserve">     S2C_PROJECTILE 브로드캐스트 (투사체 시각 효과)</w:t>
       </w:r>
       <w:r>
         <w:br/>
@@ -3911,6 +4088,18 @@
           <w:sz w:val="18"/>
         </w:rPr>
         <w:t>NPC 사망     : 섹터 제거 → 30초 후 원점 ±80 랜덤 위치 부활</w:t>
+      </w:r>
+      <w:r>
+        <w:br/>
+      </w:r>
+      <w:r>
+        <w:rPr>
+          <w:rFonts w:ascii="Courier New" w:hAnsi="Courier New" w:eastAsia="Courier New"/>
+          <w:b w:val="0"/>
+          <w:color w:val="202020"/>
+          <w:sz w:val="18"/>
+        </w:rPr>
+        <w:t xml:space="preserve">             부활 즉시 인접 정지 플레이어에게 S2C_ADD_PLAYER 전송</w:t>
       </w:r>
       <w:r>
         <w:br/>
@@ -5252,7 +5441,301 @@
           <w:color w:val="1B2A4A"/>
           <w:sz w:val="22"/>
         </w:rPr>
-        <w:t>5.4 섹터 기반 시야 관리</w:t>
+        <w:t>5.4 지형 장애물</w:t>
+      </w:r>
+    </w:p>
+    <w:p>
+      <w:pPr>
+        <w:spacing w:before="0" w:after="60"/>
+      </w:pPr>
+      <w:r>
+        <w:rPr>
+          <w:rFonts w:ascii="맑은 고딕" w:hAnsi="맑은 고딕" w:eastAsia="맑은 고딕"/>
+          <w:b w:val="0"/>
+          <w:sz w:val="22"/>
+        </w:rPr>
+        <w:t>map.lua에서 rect 목록 로드 → g_obstacle_map 비트맵 변환. is_obstacle()로 이동 충돌 검사.</w:t>
+      </w:r>
+    </w:p>
+    <w:tbl>
+      <w:tblPr>
+        <w:tblStyle w:val="TableGrid"/>
+        <w:tblW w:type="auto" w:w="0"/>
+        <w:tblLook w:firstColumn="1" w:firstRow="1" w:lastColumn="0" w:lastRow="0" w:noHBand="0" w:noVBand="1" w:val="04A0"/>
+      </w:tblPr>
+      <w:tblGrid>
+        <w:gridCol w:w="3041"/>
+        <w:gridCol w:w="3041"/>
+        <w:gridCol w:w="3041"/>
+      </w:tblGrid>
+      <w:tr>
+        <w:tc>
+          <w:tcPr>
+            <w:tcW w:type="dxa" w:w="1984"/>
+            <w:shd w:fill="D9E2F3" w:color="auto" w:val="clear"/>
+          </w:tcPr>
+          <w:p>
+            <w:pPr>
+              <w:spacing w:before="20" w:after="20"/>
+            </w:pPr>
+            <w:r>
+              <w:rPr>
+                <w:rFonts w:ascii="맑은 고딕" w:hAnsi="맑은 고딕" w:eastAsia="맑은 고딕"/>
+                <w:b/>
+                <w:sz w:val="20"/>
+              </w:rPr>
+              <w:t>타입 (obs_type)</w:t>
+            </w:r>
+          </w:p>
+        </w:tc>
+        <w:tc>
+          <w:tcPr>
+            <w:tcW w:type="dxa" w:w="2268"/>
+            <w:shd w:fill="D9E2F3" w:color="auto" w:val="clear"/>
+          </w:tcPr>
+          <w:p>
+            <w:pPr>
+              <w:spacing w:before="20" w:after="20"/>
+            </w:pPr>
+            <w:r>
+              <w:rPr>
+                <w:rFonts w:ascii="맑은 고딕" w:hAnsi="맑은 고딕" w:eastAsia="맑은 고딕"/>
+                <w:b/>
+                <w:sz w:val="20"/>
+              </w:rPr>
+              <w:t>설명</w:t>
+            </w:r>
+          </w:p>
+        </w:tc>
+        <w:tc>
+          <w:tcPr>
+            <w:tcW w:type="dxa" w:w="4535"/>
+            <w:shd w:fill="D9E2F3" w:color="auto" w:val="clear"/>
+          </w:tcPr>
+          <w:p>
+            <w:pPr>
+              <w:spacing w:before="20" w:after="20"/>
+            </w:pPr>
+            <w:r>
+              <w:rPr>
+                <w:rFonts w:ascii="맑은 고딕" w:hAnsi="맑은 고딕" w:eastAsia="맑은 고딕"/>
+                <w:b/>
+                <w:sz w:val="20"/>
+              </w:rPr>
+              <w:t>클라이언트 렌더링</w:t>
+            </w:r>
+          </w:p>
+        </w:tc>
+      </w:tr>
+      <w:tr>
+        <w:tc>
+          <w:tcPr>
+            <w:tcW w:type="dxa" w:w="1984"/>
+          </w:tcPr>
+          <w:p>
+            <w:pPr>
+              <w:spacing w:before="20" w:after="20"/>
+            </w:pPr>
+            <w:r>
+              <w:rPr>
+                <w:rFonts w:ascii="맑은 고딕" w:hAnsi="맑은 고딕" w:eastAsia="맑은 고딕"/>
+                <w:b w:val="0"/>
+                <w:sz w:val="20"/>
+              </w:rPr>
+              <w:t>0 (벽/바위)</w:t>
+            </w:r>
+          </w:p>
+        </w:tc>
+        <w:tc>
+          <w:tcPr>
+            <w:tcW w:type="dxa" w:w="2268"/>
+          </w:tcPr>
+          <w:p>
+            <w:pPr>
+              <w:spacing w:before="20" w:after="20"/>
+            </w:pPr>
+            <w:r>
+              <w:rPr>
+                <w:rFonts w:ascii="맑은 고딕" w:hAnsi="맑은 고딕" w:eastAsia="맑은 고딕"/>
+                <w:b w:val="0"/>
+                <w:sz w:val="20"/>
+              </w:rPr>
+              <w:t>성채 벽, 기둥, 바위</w:t>
+            </w:r>
+          </w:p>
+        </w:tc>
+        <w:tc>
+          <w:tcPr>
+            <w:tcW w:type="dxa" w:w="4535"/>
+          </w:tcPr>
+          <w:p>
+            <w:pPr>
+              <w:spacing w:before="20" w:after="20"/>
+            </w:pPr>
+            <w:r>
+              <w:rPr>
+                <w:rFonts w:ascii="맑은 고딕" w:hAnsi="맑은 고딕" w:eastAsia="맑은 고딕"/>
+                <w:b w:val="0"/>
+                <w:sz w:val="20"/>
+              </w:rPr>
+              <w:t>회색/갈색 사각형</w:t>
+            </w:r>
+          </w:p>
+        </w:tc>
+      </w:tr>
+      <w:tr>
+        <w:tc>
+          <w:tcPr>
+            <w:tcW w:type="dxa" w:w="1984"/>
+          </w:tcPr>
+          <w:p>
+            <w:pPr>
+              <w:spacing w:before="20" w:after="20"/>
+            </w:pPr>
+            <w:r>
+              <w:rPr>
+                <w:rFonts w:ascii="맑은 고딕" w:hAnsi="맑은 고딕" w:eastAsia="맑은 고딕"/>
+                <w:b w:val="0"/>
+                <w:sz w:val="20"/>
+              </w:rPr>
+              <w:t>1 (나무)</w:t>
+            </w:r>
+          </w:p>
+        </w:tc>
+        <w:tc>
+          <w:tcPr>
+            <w:tcW w:type="dxa" w:w="2268"/>
+          </w:tcPr>
+          <w:p>
+            <w:pPr>
+              <w:spacing w:before="20" w:after="20"/>
+            </w:pPr>
+            <w:r>
+              <w:rPr>
+                <w:rFonts w:ascii="맑은 고딕" w:hAnsi="맑은 고딕" w:eastAsia="맑은 고딕"/>
+                <w:b w:val="0"/>
+                <w:sz w:val="20"/>
+              </w:rPr>
+              <w:t>숲 클러스터</w:t>
+            </w:r>
+          </w:p>
+        </w:tc>
+        <w:tc>
+          <w:tcPr>
+            <w:tcW w:type="dxa" w:w="4535"/>
+          </w:tcPr>
+          <w:p>
+            <w:pPr>
+              <w:spacing w:before="20" w:after="20"/>
+            </w:pPr>
+            <w:r>
+              <w:rPr>
+                <w:rFonts w:ascii="맑은 고딕" w:hAnsi="맑은 고딕" w:eastAsia="맑은 고딕"/>
+                <w:b w:val="0"/>
+                <w:sz w:val="20"/>
+              </w:rPr>
+              <w:t>육각형 수관(초록) + 기둥(갈색)</w:t>
+            </w:r>
+          </w:p>
+        </w:tc>
+      </w:tr>
+      <w:tr>
+        <w:tc>
+          <w:tcPr>
+            <w:tcW w:type="dxa" w:w="1984"/>
+          </w:tcPr>
+          <w:p>
+            <w:pPr>
+              <w:spacing w:before="20" w:after="20"/>
+            </w:pPr>
+            <w:r>
+              <w:rPr>
+                <w:rFonts w:ascii="맑은 고딕" w:hAnsi="맑은 고딕" w:eastAsia="맑은 고딕"/>
+                <w:b w:val="0"/>
+                <w:sz w:val="20"/>
+              </w:rPr>
+              <w:t>2 (물)</w:t>
+            </w:r>
+          </w:p>
+        </w:tc>
+        <w:tc>
+          <w:tcPr>
+            <w:tcW w:type="dxa" w:w="2268"/>
+          </w:tcPr>
+          <w:p>
+            <w:pPr>
+              <w:spacing w:before="20" w:after="20"/>
+            </w:pPr>
+            <w:r>
+              <w:rPr>
+                <w:rFonts w:ascii="맑은 고딕" w:hAnsi="맑은 고딕" w:eastAsia="맑은 고딕"/>
+                <w:b w:val="0"/>
+                <w:sz w:val="20"/>
+              </w:rPr>
+              <w:t>호수, 연못, 강</w:t>
+            </w:r>
+          </w:p>
+        </w:tc>
+        <w:tc>
+          <w:tcPr>
+            <w:tcW w:type="dxa" w:w="4535"/>
+          </w:tcPr>
+          <w:p>
+            <w:pPr>
+              <w:spacing w:before="20" w:after="20"/>
+            </w:pPr>
+            <w:r>
+              <w:rPr>
+                <w:rFonts w:ascii="맑은 고딕" w:hAnsi="맑은 고딕" w:eastAsia="맑은 고딕"/>
+                <w:b w:val="0"/>
+                <w:sz w:val="20"/>
+              </w:rPr>
+              <w:t>반투명 파란색 + 파도 줄무늬</w:t>
+            </w:r>
+          </w:p>
+        </w:tc>
+      </w:tr>
+    </w:tbl>
+    <w:p/>
+    <w:p>
+      <w:pPr>
+        <w:spacing w:before="0" w:after="60"/>
+      </w:pPr>
+      <w:r>
+        <w:rPr>
+          <w:rFonts w:ascii="맑은 고딕" w:hAnsi="맑은 고딕" w:eastAsia="맑은 고딕"/>
+          <w:b w:val="0"/>
+          <w:sz w:val="22"/>
+        </w:rPr>
+        <w:t>바이너리 포맷: magic='OBS2', n=int32, per rect=int16×5 (x,y,w,h,obs_type). 구버전 OBS1 하위호환.</w:t>
+      </w:r>
+    </w:p>
+    <w:p>
+      <w:pPr>
+        <w:spacing w:before="0" w:after="60"/>
+      </w:pPr>
+      <w:r>
+        <w:rPr>
+          <w:rFonts w:ascii="맑은 고딕" w:hAnsi="맑은 고딕" w:eastAsia="맑은 고딕"/>
+          <w:b w:val="0"/>
+          <w:sz w:val="22"/>
+        </w:rPr>
+        <w:t>월드 구성: 성채 100개+, 나무 클러스터 27개, 수역 약 20개 (모서리·통로·내부 연못)</w:t>
+      </w:r>
+    </w:p>
+    <w:p>
+      <w:pPr>
+        <w:keepNext/>
+        <w:spacing w:before="160" w:after="40"/>
+      </w:pPr>
+      <w:r>
+        <w:rPr>
+          <w:rFonts w:ascii="맑은 고딕" w:hAnsi="맑은 고딕" w:eastAsia="맑은 고딕"/>
+          <w:b/>
+          <w:color w:val="1B2A4A"/>
+          <w:sz w:val="22"/>
+        </w:rPr>
+        <w:t>5.5 섹터 기반 시야 관리</w:t>
       </w:r>
     </w:p>
     <w:p>
@@ -5343,7 +5826,7 @@
           <w:color w:val="1B2A4A"/>
           <w:sz w:val="22"/>
         </w:rPr>
-        <w:t>5.5 DB 비동기 처리</w:t>
+        <w:t>5.6 DB 비동기 처리</w:t>
       </w:r>
     </w:p>
     <w:p>
@@ -5469,7 +5952,7 @@
           <w:color w:val="1B2A4A"/>
           <w:sz w:val="22"/>
         </w:rPr>
-        <w:t>5.6 송신 배치 최적화 (Send Batching)</w:t>
+        <w:t>5.7 송신 배치 최적화 (Send Batching)</w:t>
       </w:r>
     </w:p>
     <w:p>
@@ -5667,7 +6150,7 @@
                 <w:b w:val="0"/>
                 <w:sz w:val="20"/>
               </w:rPr>
-              <w:t>공격 쿨타임</w:t>
+              <w:t>공격 쿨타임 (A키)</w:t>
             </w:r>
           </w:p>
         </w:tc>
@@ -5705,7 +6188,45 @@
                 <w:b w:val="0"/>
                 <w:sz w:val="20"/>
               </w:rPr>
-              <w:t>스킬 쿨타임</w:t>
+              <w:t>원거리 공격 쿨타임 (D키)</w:t>
+            </w:r>
+          </w:p>
+        </w:tc>
+        <w:tc>
+          <w:tcPr>
+            <w:tcW w:type="dxa" w:w="5669"/>
+          </w:tcPr>
+          <w:p>
+            <w:pPr>
+              <w:spacing w:before="20" w:after="20"/>
+            </w:pPr>
+            <w:r>
+              <w:rPr>
+                <w:rFonts w:ascii="맑은 고딕" w:hAnsi="맑은 고딕" w:eastAsia="맑은 고딕"/>
+                <w:b w:val="0"/>
+                <w:sz w:val="20"/>
+              </w:rPr>
+              <w:t>2,000ms</w:t>
+            </w:r>
+          </w:p>
+        </w:tc>
+      </w:tr>
+      <w:tr>
+        <w:tc>
+          <w:tcPr>
+            <w:tcW w:type="dxa" w:w="3118"/>
+          </w:tcPr>
+          <w:p>
+            <w:pPr>
+              <w:spacing w:before="20" w:after="20"/>
+            </w:pPr>
+            <w:r>
+              <w:rPr>
+                <w:rFonts w:ascii="맑은 고딕" w:hAnsi="맑은 고딕" w:eastAsia="맑은 고딕"/>
+                <w:b w:val="0"/>
+                <w:sz w:val="20"/>
+              </w:rPr>
+              <w:t>스킬 쿨타임 (S키)</w:t>
             </w:r>
           </w:p>
         </w:tc>
@@ -5724,6 +6245,44 @@
                 <w:sz w:val="20"/>
               </w:rPr>
               <w:t>3,000ms</w:t>
+            </w:r>
+          </w:p>
+        </w:tc>
+      </w:tr>
+      <w:tr>
+        <w:tc>
+          <w:tcPr>
+            <w:tcW w:type="dxa" w:w="3118"/>
+          </w:tcPr>
+          <w:p>
+            <w:pPr>
+              <w:spacing w:before="20" w:after="20"/>
+            </w:pPr>
+            <w:r>
+              <w:rPr>
+                <w:rFonts w:ascii="맑은 고딕" w:hAnsi="맑은 고딕" w:eastAsia="맑은 고딕"/>
+                <w:b w:val="0"/>
+                <w:sz w:val="20"/>
+              </w:rPr>
+              <w:t>원거리 공격 사거리</w:t>
+            </w:r>
+          </w:p>
+        </w:tc>
+        <w:tc>
+          <w:tcPr>
+            <w:tcW w:type="dxa" w:w="5669"/>
+          </w:tcPr>
+          <w:p>
+            <w:pPr>
+              <w:spacing w:before="20" w:after="20"/>
+            </w:pPr>
+            <w:r>
+              <w:rPr>
+                <w:rFonts w:ascii="맑은 고딕" w:hAnsi="맑은 고딕" w:eastAsia="맑은 고딕"/>
+                <w:b w:val="0"/>
+                <w:sz w:val="20"/>
+              </w:rPr>
+              <w:t>6타일 (직선, 첫 충돌 시 소멸)</w:t>
             </w:r>
           </w:p>
         </w:tc>
